--- a/2026/O HIGGINS 1157/Convocatoria a asamblea.docx
+++ b/2026/O HIGGINS 1157/Convocatoria a asamblea.docx
@@ -254,7 +254,21 @@
         <w:rPr>
           <w:w w:val="85"/>
         </w:rPr>
-        <w:t>O Higgings 1557</w:t>
+        <w:t xml:space="preserve">O </w:t>
+      </w:r>
+      <w:proofErr w:type="spellStart"/>
+      <w:r>
+        <w:rPr>
+          <w:w w:val="85"/>
+        </w:rPr>
+        <w:t>Higgings</w:t>
+      </w:r>
+      <w:proofErr w:type="spellEnd"/>
+      <w:r>
+        <w:rPr>
+          <w:w w:val="85"/>
+        </w:rPr>
+        <w:t xml:space="preserve"> 1557</w:t>
       </w:r>
     </w:p>
     <w:p>
@@ -340,7 +354,7 @@
           <w:w w:val="80"/>
           <w:sz w:val="20"/>
         </w:rPr>
-        <w:t xml:space="preserve">04 </w:t>
+        <w:t>17</w:t>
       </w:r>
       <w:r>
         <w:rPr>
@@ -348,6 +362,14 @@
           <w:w w:val="80"/>
           <w:sz w:val="20"/>
         </w:rPr>
+        <w:t xml:space="preserve"> </w:t>
+      </w:r>
+      <w:r>
+        <w:rPr>
+          <w:b/>
+          <w:w w:val="80"/>
+          <w:sz w:val="20"/>
+        </w:rPr>
         <w:t xml:space="preserve">de </w:t>
       </w:r>
       <w:r>
@@ -356,7 +378,15 @@
           <w:w w:val="80"/>
           <w:sz w:val="20"/>
         </w:rPr>
-        <w:t>junio</w:t>
+        <w:t>o</w:t>
+      </w:r>
+      <w:r>
+        <w:rPr>
+          <w:b/>
+          <w:w w:val="80"/>
+          <w:sz w:val="20"/>
+        </w:rPr>
+        <w:t>ctubre</w:t>
       </w:r>
       <w:r>
         <w:rPr>
@@ -652,7 +682,7 @@
           <w:w w:val="80"/>
           <w:lang w:val="es-AR"/>
         </w:rPr>
-        <w:t xml:space="preserve">Presentación de la administración </w:t>
+        <w:t>Reglamento de convivencia</w:t>
       </w:r>
     </w:p>
     <w:p>
@@ -676,7 +706,136 @@
           <w:w w:val="80"/>
           <w:lang w:val="es-AR"/>
         </w:rPr>
-        <w:t>Obras a realizar</w:t>
+        <w:t>E</w:t>
+      </w:r>
+      <w:r>
+        <w:rPr>
+          <w:b/>
+          <w:bCs/>
+          <w:w w:val="80"/>
+          <w:lang w:val="es-AR"/>
+        </w:rPr>
+        <w:t>desur(</w:t>
+      </w:r>
+      <w:r>
+        <w:rPr>
+          <w:b/>
+          <w:bCs/>
+          <w:w w:val="80"/>
+          <w:lang w:val="es-AR"/>
+        </w:rPr>
+        <w:t>facturación</w:t>
+      </w:r>
+      <w:r>
+        <w:rPr>
+          <w:b/>
+          <w:bCs/>
+          <w:w w:val="80"/>
+          <w:lang w:val="es-AR"/>
+        </w:rPr>
+        <w:t>)</w:t>
+      </w:r>
+    </w:p>
+    <w:p>
+      <w:pPr>
+        <w:pStyle w:val="Prrafodelista"/>
+        <w:numPr>
+          <w:ilvl w:val="0"/>
+          <w:numId w:val="4"/>
+        </w:numPr>
+        <w:rPr>
+          <w:b/>
+          <w:bCs/>
+          <w:w w:val="80"/>
+          <w:lang w:val="es-AR"/>
+        </w:rPr>
+      </w:pPr>
+      <w:r>
+        <w:rPr>
+          <w:b/>
+          <w:bCs/>
+          <w:w w:val="80"/>
+          <w:lang w:val="es-AR"/>
+        </w:rPr>
+        <w:t>Desarrollo de obras</w:t>
+      </w:r>
+    </w:p>
+    <w:p>
+      <w:pPr>
+        <w:pStyle w:val="Prrafodelista"/>
+        <w:numPr>
+          <w:ilvl w:val="0"/>
+          <w:numId w:val="4"/>
+        </w:numPr>
+        <w:rPr>
+          <w:b/>
+          <w:bCs/>
+          <w:w w:val="80"/>
+          <w:lang w:val="es-AR"/>
+        </w:rPr>
+      </w:pPr>
+      <w:r>
+        <w:rPr>
+          <w:b/>
+          <w:bCs/>
+          <w:w w:val="80"/>
+          <w:lang w:val="es-AR"/>
+        </w:rPr>
+        <w:t>F</w:t>
+      </w:r>
+      <w:r>
+        <w:rPr>
+          <w:b/>
+          <w:bCs/>
+          <w:w w:val="80"/>
+          <w:lang w:val="es-AR"/>
+        </w:rPr>
+        <w:t xml:space="preserve">ondo de gastos </w:t>
+      </w:r>
+      <w:r>
+        <w:rPr>
+          <w:b/>
+          <w:bCs/>
+          <w:w w:val="80"/>
+          <w:lang w:val="es-AR"/>
+        </w:rPr>
+        <w:t>extraordinario</w:t>
+      </w:r>
+      <w:r>
+        <w:rPr>
+          <w:b/>
+          <w:bCs/>
+          <w:w w:val="80"/>
+          <w:lang w:val="es-AR"/>
+        </w:rPr>
+        <w:t xml:space="preserve"> </w:t>
+      </w:r>
+      <w:r>
+        <w:rPr>
+          <w:b/>
+          <w:bCs/>
+          <w:w w:val="80"/>
+          <w:lang w:val="es-AR"/>
+        </w:rPr>
+        <w:t>(</w:t>
+      </w:r>
+      <w:r>
+        <w:rPr>
+          <w:b/>
+          <w:bCs/>
+          <w:w w:val="80"/>
+          <w:lang w:val="es-AR"/>
+        </w:rPr>
+        <w:t>impermeabilización</w:t>
+      </w:r>
+      <w:r>
+        <w:rPr>
+          <w:b/>
+          <w:bCs/>
+          <w:w w:val="80"/>
+          <w:lang w:val="es-AR"/>
+        </w:rPr>
+        <w:t>)</w:t>
       </w:r>
     </w:p>
     <w:p>

--- a/2026/O HIGGINS 1157/Convocatoria a asamblea.docx
+++ b/2026/O HIGGINS 1157/Convocatoria a asamblea.docx
@@ -1,6 +1,6 @@
 
 <file path=word/document.xml><?xml version="1.0" encoding="utf-8"?>
-<w:document xmlns:wpc="http://schemas.microsoft.com/office/word/2010/wordprocessingCanvas" xmlns:cx="http://schemas.microsoft.com/office/drawing/2014/chartex" xmlns:cx1="http://schemas.microsoft.com/office/drawing/2015/9/8/chartex" xmlns:cx2="http://schemas.microsoft.com/office/drawing/2015/10/21/chartex" xmlns:cx3="http://schemas.microsoft.com/office/drawing/2016/5/9/chartex" xmlns:cx4="http://schemas.microsoft.com/office/drawing/2016/5/10/chartex" xmlns:cx5="http://schemas.microsoft.com/office/drawing/2016/5/11/chartex" xmlns:cx6="http://schemas.microsoft.com/office/drawing/2016/5/12/chartex" xmlns:cx7="http://schemas.microsoft.com/office/drawing/2016/5/13/chartex" xmlns:cx8="http://schemas.microsoft.com/office/drawing/2016/5/14/chartex" xmlns:mc="http://schemas.openxmlformats.org/markup-compatibility/2006" xmlns:aink="http://schemas.microsoft.com/office/drawing/2016/ink" xmlns:am3d="http://schemas.microsoft.com/office/drawing/2017/model3d" xmlns:o="urn:schemas-microsoft-com:office:office" xmlns:oel="http://schemas.microsoft.com/office/2019/extlst" xmlns:r="http://schemas.openxmlformats.org/officeDocument/2006/relationships" xmlns:m="http://schemas.openxmlformats.org/officeDocument/2006/math" xmlns:v="urn:schemas-microsoft-com:vml" xmlns:wp14="http://schemas.microsoft.com/office/word/2010/wordprocessingDrawing" xmlns:wp="http://schemas.openxmlformats.org/drawingml/2006/wordprocessingDrawing" xmlns:w10="urn:schemas-microsoft-com:office:word" xmlns:w="http://schemas.openxmlformats.org/wordprocessingml/2006/main" xmlns:w14="http://schemas.microsoft.com/office/word/2010/wordml" xmlns:w15="http://schemas.microsoft.com/office/word/2012/wordml" xmlns:w16cex="http://schemas.microsoft.com/office/word/2018/wordml/cex" xmlns:w16cid="http://schemas.microsoft.com/office/word/2016/wordml/cid" xmlns:w16="http://schemas.microsoft.com/office/word/2018/wordml" xmlns:w16du="http://schemas.microsoft.com/office/word/2023/wordml/word16du" xmlns:w16sdtdh="http://schemas.microsoft.com/office/word/2020/wordml/sdtdatahash" xmlns:w16sdtfl="http://schemas.microsoft.com/office/word/2024/wordml/sdtformatlock" xmlns:w16se="http://schemas.microsoft.com/office/word/2015/wordml/symex" xmlns:wpg="http://schemas.microsoft.com/office/word/2010/wordprocessingGroup" xmlns:wpi="http://schemas.microsoft.com/office/word/2010/wordprocessingInk" xmlns:wne="http://schemas.microsoft.com/office/word/2006/wordml" xmlns:wps="http://schemas.microsoft.com/office/word/2010/wordprocessingShape" mc:Ignorable="w14 w15 w16se w16cid w16 w16cex w16sdtdh w16sdtfl w16du wp14">
+<w:document xmlns:wpc="http://schemas.microsoft.com/office/word/2010/wordprocessingCanvas" xmlns:cx="http://schemas.microsoft.com/office/drawing/2014/chartex" xmlns:cx1="http://schemas.microsoft.com/office/drawing/2015/9/8/chartex" xmlns:cx2="http://schemas.microsoft.com/office/drawing/2015/10/21/chartex" xmlns:cx3="http://schemas.microsoft.com/office/drawing/2016/5/9/chartex" xmlns:cx4="http://schemas.microsoft.com/office/drawing/2016/5/10/chartex" xmlns:cx5="http://schemas.microsoft.com/office/drawing/2016/5/11/chartex" xmlns:cx6="http://schemas.microsoft.com/office/drawing/2016/5/12/chartex" xmlns:cx7="http://schemas.microsoft.com/office/drawing/2016/5/13/chartex" xmlns:cx8="http://schemas.microsoft.com/office/drawing/2016/5/14/chartex" xmlns:mc="http://schemas.openxmlformats.org/markup-compatibility/2006" xmlns:aink="http://schemas.microsoft.com/office/drawing/2016/ink" xmlns:am3d="http://schemas.microsoft.com/office/drawing/2017/model3d" xmlns:o="urn:schemas-microsoft-com:office:office" xmlns:r="http://schemas.openxmlformats.org/officeDocument/2006/relationships" xmlns:m="http://schemas.openxmlformats.org/officeDocument/2006/math" xmlns:v="urn:schemas-microsoft-com:vml" xmlns:wp14="http://schemas.microsoft.com/office/word/2010/wordprocessingDrawing" xmlns:wp="http://schemas.openxmlformats.org/drawingml/2006/wordprocessingDrawing" xmlns:w10="urn:schemas-microsoft-com:office:word" xmlns:w="http://schemas.openxmlformats.org/wordprocessingml/2006/main" xmlns:w14="http://schemas.microsoft.com/office/word/2010/wordml" xmlns:w15="http://schemas.microsoft.com/office/word/2012/wordml" xmlns:w16cex="http://schemas.microsoft.com/office/word/2018/wordml/cex" xmlns:w16cid="http://schemas.microsoft.com/office/word/2016/wordml/cid" xmlns:w16="http://schemas.microsoft.com/office/word/2018/wordml" xmlns:w16sdtdh="http://schemas.microsoft.com/office/word/2020/wordml/sdtdatahash" xmlns:w16se="http://schemas.microsoft.com/office/word/2015/wordml/symex" xmlns:wpg="http://schemas.microsoft.com/office/word/2010/wordprocessingGroup" xmlns:wpi="http://schemas.microsoft.com/office/word/2010/wordprocessingInk" xmlns:wne="http://schemas.microsoft.com/office/word/2006/wordml" xmlns:wps="http://schemas.microsoft.com/office/word/2010/wordprocessingShape" mc:Ignorable="w14 w15 w16se w16cid w16 w16cex w16sdtdh wp14">
   <w:body>
     <w:p>
       <w:pPr>
@@ -127,7 +127,6 @@
       <w:pPr>
         <w:pStyle w:val="Textoindependiente"/>
         <w:spacing w:before="286" w:line="444" w:lineRule="auto"/>
-        <w:ind w:left="2684" w:firstLine="2528"/>
         <w:rPr>
           <w:spacing w:val="-2"/>
           <w:w w:val="85"/>
@@ -138,7 +137,7 @@
           <w:spacing w:val="-2"/>
           <w:w w:val="85"/>
         </w:rPr>
-        <w:t>Lanús,</w:t>
+        <w:t xml:space="preserve">                                                                       Lanús,</w:t>
       </w:r>
       <w:r>
         <w:rPr>
@@ -152,7 +151,7 @@
           <w:spacing w:val="-2"/>
           <w:w w:val="85"/>
         </w:rPr>
-        <w:t>20</w:t>
+        <w:t>3</w:t>
       </w:r>
       <w:r>
         <w:rPr>
@@ -180,28 +179,7 @@
           <w:spacing w:val="-2"/>
           <w:w w:val="85"/>
         </w:rPr>
-        <w:t>ma</w:t>
-      </w:r>
-      <w:r>
-        <w:rPr>
-          <w:spacing w:val="-2"/>
-          <w:w w:val="85"/>
-        </w:rPr>
-        <w:t>yo</w:t>
-      </w:r>
-      <w:r>
-        <w:rPr>
-          <w:spacing w:val="-9"/>
-          <w:w w:val="85"/>
-        </w:rPr>
-        <w:t xml:space="preserve"> </w:t>
-      </w:r>
-      <w:r>
-        <w:rPr>
-          <w:spacing w:val="-2"/>
-          <w:w w:val="85"/>
-        </w:rPr>
-        <w:t>de</w:t>
+        <w:t>septiembre de</w:t>
       </w:r>
       <w:r>
         <w:rPr>
@@ -254,21 +232,7 @@
         <w:rPr>
           <w:w w:val="85"/>
         </w:rPr>
-        <w:t xml:space="preserve">O </w:t>
-      </w:r>
-      <w:proofErr w:type="spellStart"/>
-      <w:r>
-        <w:rPr>
-          <w:w w:val="85"/>
-        </w:rPr>
-        <w:t>Higgings</w:t>
-      </w:r>
-      <w:proofErr w:type="spellEnd"/>
-      <w:r>
-        <w:rPr>
-          <w:w w:val="85"/>
-        </w:rPr>
-        <w:t xml:space="preserve"> 1557</w:t>
+        <w:t>O Higgings 1557</w:t>
       </w:r>
     </w:p>
     <w:p>
@@ -378,15 +342,7 @@
           <w:w w:val="80"/>
           <w:sz w:val="20"/>
         </w:rPr>
-        <w:t>o</w:t>
-      </w:r>
-      <w:r>
-        <w:rPr>
-          <w:b/>
-          <w:w w:val="80"/>
-          <w:sz w:val="20"/>
-        </w:rPr>
-        <w:t>ctubre</w:t>
+        <w:t>septiembre</w:t>
       </w:r>
       <w:r>
         <w:rPr>
@@ -715,25 +671,7 @@
           <w:w w:val="80"/>
           <w:lang w:val="es-AR"/>
         </w:rPr>
-        <w:t>desur(</w:t>
-      </w:r>
-      <w:r>
-        <w:rPr>
-          <w:b/>
-          <w:bCs/>
-          <w:w w:val="80"/>
-          <w:lang w:val="es-AR"/>
-        </w:rPr>
-        <w:t>facturación</w:t>
-      </w:r>
-      <w:r>
-        <w:rPr>
-          <w:b/>
-          <w:bCs/>
-          <w:w w:val="80"/>
-          <w:lang w:val="es-AR"/>
-        </w:rPr>
-        <w:t>)</w:t>
+        <w:t>desur(facturación)</w:t>
       </w:r>
     </w:p>
     <w:p>
@@ -790,7 +728,7 @@
           <w:w w:val="80"/>
           <w:lang w:val="es-AR"/>
         </w:rPr>
-        <w:t xml:space="preserve">ondo de gastos </w:t>
+        <w:t>ondo de gastos extraordinario</w:t>
       </w:r>
       <w:r>
         <w:rPr>
@@ -799,7 +737,7 @@
           <w:w w:val="80"/>
           <w:lang w:val="es-AR"/>
         </w:rPr>
-        <w:t>extraordinario</w:t>
+        <w:t xml:space="preserve"> </w:t>
       </w:r>
       <w:r>
         <w:rPr>
@@ -808,34 +746,7 @@
           <w:w w:val="80"/>
           <w:lang w:val="es-AR"/>
         </w:rPr>
-        <w:t xml:space="preserve"> </w:t>
-      </w:r>
-      <w:r>
-        <w:rPr>
-          <w:b/>
-          <w:bCs/>
-          <w:w w:val="80"/>
-          <w:lang w:val="es-AR"/>
-        </w:rPr>
-        <w:t>(</w:t>
-      </w:r>
-      <w:r>
-        <w:rPr>
-          <w:b/>
-          <w:bCs/>
-          <w:w w:val="80"/>
-          <w:lang w:val="es-AR"/>
-        </w:rPr>
-        <w:t>impermeabilización</w:t>
-      </w:r>
-      <w:r>
-        <w:rPr>
-          <w:b/>
-          <w:bCs/>
-          <w:w w:val="80"/>
-          <w:lang w:val="es-AR"/>
-        </w:rPr>
-        <w:t>)</w:t>
+        <w:t>(impermeabilización)</w:t>
       </w:r>
     </w:p>
     <w:p>
@@ -903,7 +814,7 @@
 </file>
 
 <file path=word/numbering.xml><?xml version="1.0" encoding="utf-8"?>
-<w:numbering xmlns:wpc="http://schemas.microsoft.com/office/word/2010/wordprocessingCanvas" xmlns:cx="http://schemas.microsoft.com/office/drawing/2014/chartex" xmlns:cx1="http://schemas.microsoft.com/office/drawing/2015/9/8/chartex" xmlns:cx2="http://schemas.microsoft.com/office/drawing/2015/10/21/chartex" xmlns:cx3="http://schemas.microsoft.com/office/drawing/2016/5/9/chartex" xmlns:cx4="http://schemas.microsoft.com/office/drawing/2016/5/10/chartex" xmlns:cx5="http://schemas.microsoft.com/office/drawing/2016/5/11/chartex" xmlns:cx6="http://schemas.microsoft.com/office/drawing/2016/5/12/chartex" xmlns:cx7="http://schemas.microsoft.com/office/drawing/2016/5/13/chartex" xmlns:cx8="http://schemas.microsoft.com/office/drawing/2016/5/14/chartex" xmlns:mc="http://schemas.openxmlformats.org/markup-compatibility/2006" xmlns:aink="http://schemas.microsoft.com/office/drawing/2016/ink" xmlns:am3d="http://schemas.microsoft.com/office/drawing/2017/model3d" xmlns:o="urn:schemas-microsoft-com:office:office" xmlns:oel="http://schemas.microsoft.com/office/2019/extlst" xmlns:r="http://schemas.openxmlformats.org/officeDocument/2006/relationships" xmlns:m="http://schemas.openxmlformats.org/officeDocument/2006/math" xmlns:v="urn:schemas-microsoft-com:vml" xmlns:wp14="http://schemas.microsoft.com/office/word/2010/wordprocessingDrawing" xmlns:wp="http://schemas.openxmlformats.org/drawingml/2006/wordprocessingDrawing" xmlns:w10="urn:schemas-microsoft-com:office:word" xmlns:w="http://schemas.openxmlformats.org/wordprocessingml/2006/main" xmlns:w14="http://schemas.microsoft.com/office/word/2010/wordml" xmlns:w15="http://schemas.microsoft.com/office/word/2012/wordml" xmlns:w16cex="http://schemas.microsoft.com/office/word/2018/wordml/cex" xmlns:w16cid="http://schemas.microsoft.com/office/word/2016/wordml/cid" xmlns:w16="http://schemas.microsoft.com/office/word/2018/wordml" xmlns:w16du="http://schemas.microsoft.com/office/word/2023/wordml/word16du" xmlns:w16sdtdh="http://schemas.microsoft.com/office/word/2020/wordml/sdtdatahash" xmlns:w16sdtfl="http://schemas.microsoft.com/office/word/2024/wordml/sdtformatlock" xmlns:w16se="http://schemas.microsoft.com/office/word/2015/wordml/symex" xmlns:wpg="http://schemas.microsoft.com/office/word/2010/wordprocessingGroup" xmlns:wpi="http://schemas.microsoft.com/office/word/2010/wordprocessingInk" xmlns:wne="http://schemas.microsoft.com/office/word/2006/wordml" xmlns:wps="http://schemas.microsoft.com/office/word/2010/wordprocessingShape" mc:Ignorable="w14 w15 w16se w16cid w16 w16cex w16sdtdh w16sdtfl w16du wp14">
+<w:numbering xmlns:wpc="http://schemas.microsoft.com/office/word/2010/wordprocessingCanvas" xmlns:cx="http://schemas.microsoft.com/office/drawing/2014/chartex" xmlns:cx1="http://schemas.microsoft.com/office/drawing/2015/9/8/chartex" xmlns:cx2="http://schemas.microsoft.com/office/drawing/2015/10/21/chartex" xmlns:cx3="http://schemas.microsoft.com/office/drawing/2016/5/9/chartex" xmlns:cx4="http://schemas.microsoft.com/office/drawing/2016/5/10/chartex" xmlns:cx5="http://schemas.microsoft.com/office/drawing/2016/5/11/chartex" xmlns:cx6="http://schemas.microsoft.com/office/drawing/2016/5/12/chartex" xmlns:cx7="http://schemas.microsoft.com/office/drawing/2016/5/13/chartex" xmlns:cx8="http://schemas.microsoft.com/office/drawing/2016/5/14/chartex" xmlns:mc="http://schemas.openxmlformats.org/markup-compatibility/2006" xmlns:aink="http://schemas.microsoft.com/office/drawing/2016/ink" xmlns:am3d="http://schemas.microsoft.com/office/drawing/2017/model3d" xmlns:o="urn:schemas-microsoft-com:office:office" xmlns:r="http://schemas.openxmlformats.org/officeDocument/2006/relationships" xmlns:m="http://schemas.openxmlformats.org/officeDocument/2006/math" xmlns:v="urn:schemas-microsoft-com:vml" xmlns:wp14="http://schemas.microsoft.com/office/word/2010/wordprocessingDrawing" xmlns:wp="http://schemas.openxmlformats.org/drawingml/2006/wordprocessingDrawing" xmlns:w10="urn:schemas-microsoft-com:office:word" xmlns:w="http://schemas.openxmlformats.org/wordprocessingml/2006/main" xmlns:w14="http://schemas.microsoft.com/office/word/2010/wordml" xmlns:w15="http://schemas.microsoft.com/office/word/2012/wordml" xmlns:w16cex="http://schemas.microsoft.com/office/word/2018/wordml/cex" xmlns:w16cid="http://schemas.microsoft.com/office/word/2016/wordml/cid" xmlns:w16="http://schemas.microsoft.com/office/word/2018/wordml" xmlns:w16sdtdh="http://schemas.microsoft.com/office/word/2020/wordml/sdtdatahash" xmlns:w16se="http://schemas.microsoft.com/office/word/2015/wordml/symex" xmlns:wpg="http://schemas.microsoft.com/office/word/2010/wordprocessingGroup" xmlns:wpi="http://schemas.microsoft.com/office/word/2010/wordprocessingInk" xmlns:wne="http://schemas.microsoft.com/office/word/2006/wordml" xmlns:wps="http://schemas.microsoft.com/office/word/2010/wordprocessingShape" mc:Ignorable="w14 w15 w16se w16cid w16 w16cex w16sdtdh wp14">
   <w:abstractNum w:abstractNumId="0" w15:restartNumberingAfterBreak="0">
     <w:nsid w:val="27896800"/>
     <w:multiLevelType w:val="hybridMultilevel"/>
@@ -1347,23 +1258,23 @@
       </w:pPr>
     </w:lvl>
   </w:abstractNum>
-  <w:num w:numId="1" w16cid:durableId="830559320">
+  <w:num w:numId="1">
     <w:abstractNumId w:val="2"/>
   </w:num>
-  <w:num w:numId="2" w16cid:durableId="77531519">
+  <w:num w:numId="2">
     <w:abstractNumId w:val="1"/>
   </w:num>
-  <w:num w:numId="3" w16cid:durableId="680006673">
+  <w:num w:numId="3">
     <w:abstractNumId w:val="3"/>
   </w:num>
-  <w:num w:numId="4" w16cid:durableId="521213780">
+  <w:num w:numId="4">
     <w:abstractNumId w:val="0"/>
   </w:num>
 </w:numbering>
 </file>
 
 <file path=word/styles.xml><?xml version="1.0" encoding="utf-8"?>
-<w:styles xmlns:mc="http://schemas.openxmlformats.org/markup-compatibility/2006" xmlns:r="http://schemas.openxmlformats.org/officeDocument/2006/relationships" xmlns:w="http://schemas.openxmlformats.org/wordprocessingml/2006/main" xmlns:w14="http://schemas.microsoft.com/office/word/2010/wordml" xmlns:w15="http://schemas.microsoft.com/office/word/2012/wordml" xmlns:w16cex="http://schemas.microsoft.com/office/word/2018/wordml/cex" xmlns:w16cid="http://schemas.microsoft.com/office/word/2016/wordml/cid" xmlns:w16="http://schemas.microsoft.com/office/word/2018/wordml" xmlns:w16du="http://schemas.microsoft.com/office/word/2023/wordml/word16du" xmlns:w16sdtdh="http://schemas.microsoft.com/office/word/2020/wordml/sdtdatahash" xmlns:w16sdtfl="http://schemas.microsoft.com/office/word/2024/wordml/sdtformatlock" xmlns:w16se="http://schemas.microsoft.com/office/word/2015/wordml/symex" mc:Ignorable="w14 w15 w16se w16cid w16 w16cex w16sdtdh w16sdtfl w16du">
+<w:styles xmlns:mc="http://schemas.openxmlformats.org/markup-compatibility/2006" xmlns:r="http://schemas.openxmlformats.org/officeDocument/2006/relationships" xmlns:w="http://schemas.openxmlformats.org/wordprocessingml/2006/main" xmlns:w14="http://schemas.microsoft.com/office/word/2010/wordml" xmlns:w15="http://schemas.microsoft.com/office/word/2012/wordml" xmlns:w16cex="http://schemas.microsoft.com/office/word/2018/wordml/cex" xmlns:w16cid="http://schemas.microsoft.com/office/word/2016/wordml/cid" xmlns:w16="http://schemas.microsoft.com/office/word/2018/wordml" xmlns:w16sdtdh="http://schemas.microsoft.com/office/word/2020/wordml/sdtdatahash" xmlns:w16se="http://schemas.microsoft.com/office/word/2015/wordml/symex" mc:Ignorable="w14 w15 w16se w16cid w16 w16cex w16sdtdh">
   <w:docDefaults>
     <w:rPrDefault>
       <w:rPr>
